--- a/public/resume/cv-embedded.docx
+++ b/public/resume/cv-embedded.docx
@@ -33,7 +33,7 @@
         </w:rPr>
         <w:t xml:space="preserve">✉ </w:t>
       </w:r>
-      <w:hyperlink w:history="1" r:id="rId5mvfllkfzua5xryfmzd1w">
+      <w:hyperlink w:history="1" r:id="rIdhgjoqwgc809svxt0ofnfr">
         <w:r>
           <w:rPr>
             <w:rFonts w:ascii="Calibri" w:cs="Calibri" w:eastAsia="Calibri" w:hAnsi="Calibri"/>
@@ -63,7 +63,7 @@
         </w:rPr>
         <w:t xml:space="preserve">• </w:t>
       </w:r>
-      <w:hyperlink w:history="1" r:id="rIdzn-ntqhggwvnuekkxadkr">
+      <w:hyperlink w:history="1" r:id="rIdxndinwwqztvs39nwnb1fe">
         <w:r>
           <w:rPr>
             <w:rFonts w:ascii="Calibri" w:cs="Calibri" w:eastAsia="Calibri" w:hAnsi="Calibri"/>
@@ -93,7 +93,7 @@
         </w:rPr>
         <w:t xml:space="preserve">⁠in </w:t>
       </w:r>
-      <w:hyperlink w:history="1" r:id="rIdsazqrgxukxqfu_mnc46b1">
+      <w:hyperlink w:history="1" r:id="rIdn-0d0g89wysgm-qcown74">
         <w:r>
           <w:rPr>
             <w:rFonts w:ascii="Calibri" w:cs="Calibri" w:eastAsia="Calibri" w:hAnsi="Calibri"/>
@@ -123,7 +123,7 @@
         </w:rPr>
         <w:t xml:space="preserve">◔ </w:t>
       </w:r>
-      <w:hyperlink w:history="1" r:id="rIdf5e0wjc750d9zcj1tkwyt">
+      <w:hyperlink w:history="1" r:id="rIdcrkb67v28_xouaj9xjyob">
         <w:r>
           <w:rPr>
             <w:rFonts w:ascii="Calibri" w:cs="Calibri" w:eastAsia="Calibri" w:hAnsi="Calibri"/>
@@ -153,7 +153,7 @@
         </w:rPr>
         <w:t xml:space="preserve">Ⓘ </w:t>
       </w:r>
-      <w:hyperlink w:history="1" r:id="rIdbegp_zv6fjwueqyoit5nb">
+      <w:hyperlink w:history="1" r:id="rIduj47_kfecrafve1l_fvxw">
         <w:r>
           <w:rPr>
             <w:rFonts w:ascii="Calibri" w:cs="Calibri" w:eastAsia="Calibri" w:hAnsi="Calibri"/>
@@ -716,7 +716,7 @@
         </w:rPr>
         <w:t xml:space="preserve">   </w:t>
       </w:r>
-      <w:hyperlink w:history="1" r:id="rIdmrhpu_natbko-km9q3sdu">
+      <w:hyperlink w:history="1" r:id="rId1qcdcgh19fsj-euhbmfnm">
         <w:r>
           <w:rPr>
             <w:rFonts w:ascii="Calibri" w:cs="Calibri" w:eastAsia="Calibri" w:hAnsi="Calibri"/>
@@ -744,7 +744,7 @@
         </w:rPr>
         <w:t xml:space="preserve">| </w:t>
       </w:r>
-      <w:hyperlink w:history="1" r:id="rIdaa7u53t1qchhrt27ivex6">
+      <w:hyperlink w:history="1" r:id="rIdurejbjaj7m2omi6qm4yos">
         <w:r>
           <w:rPr>
             <w:rFonts w:ascii="Calibri" w:cs="Calibri" w:eastAsia="Calibri" w:hAnsi="Calibri"/>
@@ -772,7 +772,7 @@
         </w:rPr>
         <w:t xml:space="preserve">| </w:t>
       </w:r>
-      <w:hyperlink w:history="1" r:id="rIdocmkq4kiwf8ucs77v2biq">
+      <w:hyperlink w:history="1" r:id="rIddh7v3ozkyaptmkaf8sy83">
         <w:r>
           <w:rPr>
             <w:rFonts w:ascii="Calibri" w:cs="Calibri" w:eastAsia="Calibri" w:hAnsi="Calibri"/>
@@ -1125,7 +1125,7 @@
         </w:rPr>
         <w:t xml:space="preserve">   </w:t>
       </w:r>
-      <w:hyperlink w:history="1" r:id="rIdwzoptpz8qz51yovri9bl7">
+      <w:hyperlink w:history="1" r:id="rIdf1-q__axkjwycpauz8jr7">
         <w:r>
           <w:rPr>
             <w:rFonts w:ascii="Calibri" w:cs="Calibri" w:eastAsia="Calibri" w:hAnsi="Calibri"/>
@@ -1153,7 +1153,7 @@
         </w:rPr>
         <w:t xml:space="preserve">| </w:t>
       </w:r>
-      <w:hyperlink w:history="1" r:id="rIducmmdmgslpnnpofxustre">
+      <w:hyperlink w:history="1" r:id="rIdo8d5c_qs0r_nm7rr-xn_z">
         <w:r>
           <w:rPr>
             <w:rFonts w:ascii="Calibri" w:cs="Calibri" w:eastAsia="Calibri" w:hAnsi="Calibri"/>
@@ -1286,7 +1286,7 @@
         </w:rPr>
         <w:t xml:space="preserve">   </w:t>
       </w:r>
-      <w:hyperlink w:history="1" r:id="rIda5tlaosevxf7t-juux4bd">
+      <w:hyperlink w:history="1" r:id="rIdjkv0esnqkqi7cwz7g88gu">
         <w:r>
           <w:rPr>
             <w:rFonts w:ascii="Calibri" w:cs="Calibri" w:eastAsia="Calibri" w:hAnsi="Calibri"/>
@@ -1455,7 +1455,7 @@
         </w:rPr>
         <w:t xml:space="preserve">   </w:t>
       </w:r>
-      <w:hyperlink w:history="1" r:id="rIdzikxw41yybxqhwdd9xfdc">
+      <w:hyperlink w:history="1" r:id="rId8eiwrmm55lpevhwriisqn">
         <w:r>
           <w:rPr>
             <w:rFonts w:ascii="Calibri" w:cs="Calibri" w:eastAsia="Calibri" w:hAnsi="Calibri"/>
@@ -1605,7 +1605,7 @@
         </w:rPr>
         <w:t xml:space="preserve">   </w:t>
       </w:r>
-      <w:hyperlink w:history="1" r:id="rIdorhehjzunbq2ud26pkphz">
+      <w:hyperlink w:history="1" r:id="rIdfzy0em08bauvql3gb6h2i">
         <w:r>
           <w:rPr>
             <w:rFonts w:ascii="Calibri" w:cs="Calibri" w:eastAsia="Calibri" w:hAnsi="Calibri"/>
@@ -1633,7 +1633,7 @@
         </w:rPr>
         <w:t xml:space="preserve">| </w:t>
       </w:r>
-      <w:hyperlink w:history="1" r:id="rIdi-80zbzifbruuc1gdnv4u">
+      <w:hyperlink w:history="1" r:id="rIdomupz3imrwjglyxjwnhkf">
         <w:r>
           <w:rPr>
             <w:rFonts w:ascii="Calibri" w:cs="Calibri" w:eastAsia="Calibri" w:hAnsi="Calibri"/>
@@ -1661,7 +1661,7 @@
         </w:rPr>
         <w:t xml:space="preserve">| </w:t>
       </w:r>
-      <w:hyperlink w:history="1" r:id="rIddp04vpo-fdlmlykuzrdee">
+      <w:hyperlink w:history="1" r:id="rIdnhzqwvhbvzyjckf1qsq9o">
         <w:r>
           <w:rPr>
             <w:rFonts w:ascii="Calibri" w:cs="Calibri" w:eastAsia="Calibri" w:hAnsi="Calibri"/>
@@ -1828,7 +1828,7 @@
         </w:rPr>
         <w:t xml:space="preserve">   </w:t>
       </w:r>
-      <w:hyperlink w:history="1" r:id="rId0i-9oewq5i9ajvh6xgxui">
+      <w:hyperlink w:history="1" r:id="rIdg0wgskxvty4ywtjdafyd8">
         <w:r>
           <w:rPr>
             <w:rFonts w:ascii="Calibri" w:cs="Calibri" w:eastAsia="Calibri" w:hAnsi="Calibri"/>
@@ -1856,7 +1856,7 @@
         </w:rPr>
         <w:t xml:space="preserve">| </w:t>
       </w:r>
-      <w:hyperlink w:history="1" r:id="rIdda8grxkkkg6j8pcclabe_">
+      <w:hyperlink w:history="1" r:id="rIdlcbeh6siuwzuixq53vw0g">
         <w:r>
           <w:rPr>
             <w:rFonts w:ascii="Calibri" w:cs="Calibri" w:eastAsia="Calibri" w:hAnsi="Calibri"/>
@@ -2618,7 +2618,7 @@
         </w:rPr>
         <w:t xml:space="preserve">   </w:t>
       </w:r>
-      <w:hyperlink w:history="1" r:id="rIdtfbqs5qqzpwkmdoojwng2">
+      <w:hyperlink w:history="1" r:id="rIdemcz_jt15ekmiuw6mhugf">
         <w:r>
           <w:rPr>
             <w:rFonts w:ascii="Calibri" w:cs="Calibri" w:eastAsia="Calibri" w:hAnsi="Calibri"/>
@@ -2646,7 +2646,7 @@
         </w:rPr>
         <w:t xml:space="preserve">| </w:t>
       </w:r>
-      <w:hyperlink w:history="1" r:id="rIdlyvhz5fxreznm9a2jaopj">
+      <w:hyperlink w:history="1" r:id="rIdjtiabkz5gdcoogdbrfklv">
         <w:r>
           <w:rPr>
             <w:rFonts w:ascii="Calibri" w:cs="Calibri" w:eastAsia="Calibri" w:hAnsi="Calibri"/>

--- a/public/resume/cv-embedded.docx
+++ b/public/resume/cv-embedded.docx
@@ -33,7 +33,7 @@
         </w:rPr>
         <w:t xml:space="preserve">✉ </w:t>
       </w:r>
-      <w:hyperlink w:history="1" r:id="rIdhgjoqwgc809svxt0ofnfr">
+      <w:hyperlink w:history="1" r:id="rIdqg73uqg0_dpq0phorovit">
         <w:r>
           <w:rPr>
             <w:rFonts w:ascii="Calibri" w:cs="Calibri" w:eastAsia="Calibri" w:hAnsi="Calibri"/>
@@ -63,7 +63,7 @@
         </w:rPr>
         <w:t xml:space="preserve">• </w:t>
       </w:r>
-      <w:hyperlink w:history="1" r:id="rIdxndinwwqztvs39nwnb1fe">
+      <w:hyperlink w:history="1" r:id="rIdjvo4t3ana2dwmdxnnhkzd">
         <w:r>
           <w:rPr>
             <w:rFonts w:ascii="Calibri" w:cs="Calibri" w:eastAsia="Calibri" w:hAnsi="Calibri"/>
@@ -93,7 +93,7 @@
         </w:rPr>
         <w:t xml:space="preserve">⁠in </w:t>
       </w:r>
-      <w:hyperlink w:history="1" r:id="rIdn-0d0g89wysgm-qcown74">
+      <w:hyperlink w:history="1" r:id="rIddweetvijy64_ws43jd5jb">
         <w:r>
           <w:rPr>
             <w:rFonts w:ascii="Calibri" w:cs="Calibri" w:eastAsia="Calibri" w:hAnsi="Calibri"/>
@@ -123,7 +123,7 @@
         </w:rPr>
         <w:t xml:space="preserve">◔ </w:t>
       </w:r>
-      <w:hyperlink w:history="1" r:id="rIdcrkb67v28_xouaj9xjyob">
+      <w:hyperlink w:history="1" r:id="rIdyymommi7g6q7yuwxbsxfj">
         <w:r>
           <w:rPr>
             <w:rFonts w:ascii="Calibri" w:cs="Calibri" w:eastAsia="Calibri" w:hAnsi="Calibri"/>
@@ -153,7 +153,7 @@
         </w:rPr>
         <w:t xml:space="preserve">Ⓘ </w:t>
       </w:r>
-      <w:hyperlink w:history="1" r:id="rIduj47_kfecrafve1l_fvxw">
+      <w:hyperlink w:history="1" r:id="rIdlvqzi3mydl0diwwhgnqa6">
         <w:r>
           <w:rPr>
             <w:rFonts w:ascii="Calibri" w:cs="Calibri" w:eastAsia="Calibri" w:hAnsi="Calibri"/>
@@ -716,7 +716,7 @@
         </w:rPr>
         <w:t xml:space="preserve">   </w:t>
       </w:r>
-      <w:hyperlink w:history="1" r:id="rId1qcdcgh19fsj-euhbmfnm">
+      <w:hyperlink w:history="1" r:id="rIdd1animgpbwjirfgyq5_85">
         <w:r>
           <w:rPr>
             <w:rFonts w:ascii="Calibri" w:cs="Calibri" w:eastAsia="Calibri" w:hAnsi="Calibri"/>
@@ -744,7 +744,7 @@
         </w:rPr>
         <w:t xml:space="preserve">| </w:t>
       </w:r>
-      <w:hyperlink w:history="1" r:id="rIdurejbjaj7m2omi6qm4yos">
+      <w:hyperlink w:history="1" r:id="rIdniujyj9huqy_7prkieytg">
         <w:r>
           <w:rPr>
             <w:rFonts w:ascii="Calibri" w:cs="Calibri" w:eastAsia="Calibri" w:hAnsi="Calibri"/>
@@ -772,7 +772,7 @@
         </w:rPr>
         <w:t xml:space="preserve">| </w:t>
       </w:r>
-      <w:hyperlink w:history="1" r:id="rIddh7v3ozkyaptmkaf8sy83">
+      <w:hyperlink w:history="1" r:id="rIdk5kdjbf3gumm3qy_nesmg">
         <w:r>
           <w:rPr>
             <w:rFonts w:ascii="Calibri" w:cs="Calibri" w:eastAsia="Calibri" w:hAnsi="Calibri"/>
@@ -1125,7 +1125,7 @@
         </w:rPr>
         <w:t xml:space="preserve">   </w:t>
       </w:r>
-      <w:hyperlink w:history="1" r:id="rIdf1-q__axkjwycpauz8jr7">
+      <w:hyperlink w:history="1" r:id="rIdogyig67usicaoj30tlxwj">
         <w:r>
           <w:rPr>
             <w:rFonts w:ascii="Calibri" w:cs="Calibri" w:eastAsia="Calibri" w:hAnsi="Calibri"/>
@@ -1153,7 +1153,7 @@
         </w:rPr>
         <w:t xml:space="preserve">| </w:t>
       </w:r>
-      <w:hyperlink w:history="1" r:id="rIdo8d5c_qs0r_nm7rr-xn_z">
+      <w:hyperlink w:history="1" r:id="rIddkjsjqpcyqxbjeq8hoa3z">
         <w:r>
           <w:rPr>
             <w:rFonts w:ascii="Calibri" w:cs="Calibri" w:eastAsia="Calibri" w:hAnsi="Calibri"/>
@@ -1286,7 +1286,7 @@
         </w:rPr>
         <w:t xml:space="preserve">   </w:t>
       </w:r>
-      <w:hyperlink w:history="1" r:id="rIdjkv0esnqkqi7cwz7g88gu">
+      <w:hyperlink w:history="1" r:id="rIdkpyv7bhkn0kehbknlo7j4">
         <w:r>
           <w:rPr>
             <w:rFonts w:ascii="Calibri" w:cs="Calibri" w:eastAsia="Calibri" w:hAnsi="Calibri"/>
@@ -1455,7 +1455,7 @@
         </w:rPr>
         <w:t xml:space="preserve">   </w:t>
       </w:r>
-      <w:hyperlink w:history="1" r:id="rId8eiwrmm55lpevhwriisqn">
+      <w:hyperlink w:history="1" r:id="rIdlpd_u4jetannwaq_oxdrt">
         <w:r>
           <w:rPr>
             <w:rFonts w:ascii="Calibri" w:cs="Calibri" w:eastAsia="Calibri" w:hAnsi="Calibri"/>
@@ -1605,7 +1605,7 @@
         </w:rPr>
         <w:t xml:space="preserve">   </w:t>
       </w:r>
-      <w:hyperlink w:history="1" r:id="rIdfzy0em08bauvql3gb6h2i">
+      <w:hyperlink w:history="1" r:id="rIdg5a_chzd3z5pqtir8q0zg">
         <w:r>
           <w:rPr>
             <w:rFonts w:ascii="Calibri" w:cs="Calibri" w:eastAsia="Calibri" w:hAnsi="Calibri"/>
@@ -1633,7 +1633,7 @@
         </w:rPr>
         <w:t xml:space="preserve">| </w:t>
       </w:r>
-      <w:hyperlink w:history="1" r:id="rIdomupz3imrwjglyxjwnhkf">
+      <w:hyperlink w:history="1" r:id="rId4pq39lsaqkdya53ps39hc">
         <w:r>
           <w:rPr>
             <w:rFonts w:ascii="Calibri" w:cs="Calibri" w:eastAsia="Calibri" w:hAnsi="Calibri"/>
@@ -1661,7 +1661,7 @@
         </w:rPr>
         <w:t xml:space="preserve">| </w:t>
       </w:r>
-      <w:hyperlink w:history="1" r:id="rIdnhzqwvhbvzyjckf1qsq9o">
+      <w:hyperlink w:history="1" r:id="rIdak48ciza_9wckm7d9tlfw">
         <w:r>
           <w:rPr>
             <w:rFonts w:ascii="Calibri" w:cs="Calibri" w:eastAsia="Calibri" w:hAnsi="Calibri"/>
@@ -1828,7 +1828,7 @@
         </w:rPr>
         <w:t xml:space="preserve">   </w:t>
       </w:r>
-      <w:hyperlink w:history="1" r:id="rIdg0wgskxvty4ywtjdafyd8">
+      <w:hyperlink w:history="1" r:id="rIdr07qtufcnfqfnjpcgogrd">
         <w:r>
           <w:rPr>
             <w:rFonts w:ascii="Calibri" w:cs="Calibri" w:eastAsia="Calibri" w:hAnsi="Calibri"/>
@@ -1856,7 +1856,7 @@
         </w:rPr>
         <w:t xml:space="preserve">| </w:t>
       </w:r>
-      <w:hyperlink w:history="1" r:id="rIdlcbeh6siuwzuixq53vw0g">
+      <w:hyperlink w:history="1" r:id="rIdmmuhwxcivo4mi8ymp0apo">
         <w:r>
           <w:rPr>
             <w:rFonts w:ascii="Calibri" w:cs="Calibri" w:eastAsia="Calibri" w:hAnsi="Calibri"/>
@@ -2618,7 +2618,7 @@
         </w:rPr>
         <w:t xml:space="preserve">   </w:t>
       </w:r>
-      <w:hyperlink w:history="1" r:id="rIdemcz_jt15ekmiuw6mhugf">
+      <w:hyperlink w:history="1" r:id="rIdfcr09xciqewhtr6y6tebv">
         <w:r>
           <w:rPr>
             <w:rFonts w:ascii="Calibri" w:cs="Calibri" w:eastAsia="Calibri" w:hAnsi="Calibri"/>
@@ -2646,7 +2646,7 @@
         </w:rPr>
         <w:t xml:space="preserve">| </w:t>
       </w:r>
-      <w:hyperlink w:history="1" r:id="rIdjtiabkz5gdcoogdbrfklv">
+      <w:hyperlink w:history="1" r:id="rIdc8noj7sg1_qm6fdod-ehh">
         <w:r>
           <w:rPr>
             <w:rFonts w:ascii="Calibri" w:cs="Calibri" w:eastAsia="Calibri" w:hAnsi="Calibri"/>
